--- a/Wise Warrior - UC02_Participar de uma Raid.docx
+++ b/Wise Warrior - UC02_Participar de uma Raid.docx
@@ -1145,16 +1145,7 @@
           <w:color w:val="0000FF"/>
           <w:u w:val="single"/>
         </w:rPr>
-        <w:t>Des</w:t>
-      </w:r>
-      <w:bookmarkStart w:id="2" w:name="_GoBack"/>
-      <w:bookmarkEnd w:id="2"/>
-      <w:r>
-        <w:rPr>
-          <w:color w:val="0000FF"/>
-          <w:u w:val="single"/>
-        </w:rPr>
-        <w:t>crição</w:t>
+        <w:t>Descrição</w:t>
       </w:r>
       <w:r>
         <w:rPr>
@@ -2406,8 +2397,8 @@
           <w:szCs w:val="36"/>
         </w:rPr>
       </w:pPr>
-      <w:bookmarkStart w:id="3" w:name="f7a7244e92f0" w:colFirst="0" w:colLast="0"/>
-      <w:bookmarkEnd w:id="3"/>
+      <w:bookmarkStart w:id="2" w:name="f7a7244e92f0" w:colFirst="0" w:colLast="0"/>
+      <w:bookmarkEnd w:id="2"/>
     </w:p>
     <w:p>
       <w:pPr>
@@ -2431,8 +2422,8 @@
           <w:color w:val="000000"/>
         </w:rPr>
       </w:pPr>
-      <w:bookmarkStart w:id="4" w:name="50fdbc8f5c3c" w:colFirst="0" w:colLast="0"/>
-      <w:bookmarkEnd w:id="4"/>
+      <w:bookmarkStart w:id="3" w:name="50fdbc8f5c3c" w:colFirst="0" w:colLast="0"/>
+      <w:bookmarkEnd w:id="3"/>
       <w:r>
         <w:rPr>
           <w:rFonts w:ascii="Times New Roman" w:hAnsi="Times New Roman" w:cs="Times New Roman"/>
@@ -2505,8 +2496,8 @@
           <w:rFonts w:ascii="Times New Roman" w:hAnsi="Times New Roman" w:cs="Times New Roman"/>
         </w:rPr>
       </w:pPr>
-      <w:bookmarkStart w:id="5" w:name="61192ea06b2a" w:colFirst="0" w:colLast="0"/>
-      <w:bookmarkEnd w:id="5"/>
+      <w:bookmarkStart w:id="4" w:name="61192ea06b2a" w:colFirst="0" w:colLast="0"/>
+      <w:bookmarkEnd w:id="4"/>
       <w:r>
         <w:rPr>
           <w:rFonts w:ascii="Times New Roman" w:hAnsi="Times New Roman" w:cs="Times New Roman"/>
@@ -2715,21 +2706,14 @@
           <w:rFonts w:ascii="Times New Roman" w:hAnsi="Times New Roman" w:cs="Times New Roman"/>
         </w:rPr>
       </w:pPr>
-      <w:bookmarkStart w:id="6" w:name="88c31273fb0e" w:colFirst="0" w:colLast="0"/>
-      <w:bookmarkEnd w:id="6"/>
+      <w:bookmarkStart w:id="5" w:name="88c31273fb0e" w:colFirst="0" w:colLast="0"/>
+      <w:bookmarkEnd w:id="5"/>
       <w:r>
         <w:rPr>
           <w:rFonts w:ascii="Times New Roman" w:hAnsi="Times New Roman" w:cs="Times New Roman"/>
           <w:color w:val="000000"/>
         </w:rPr>
-        <w:t>Fluxo de E</w:t>
-      </w:r>
-      <w:r>
-        <w:rPr>
-          <w:rFonts w:ascii="Times New Roman" w:hAnsi="Times New Roman" w:cs="Times New Roman"/>
-          <w:color w:val="000000"/>
-        </w:rPr>
-        <w:t>ventos</w:t>
+        <w:t>Fluxo de Eventos</w:t>
       </w:r>
     </w:p>
     <w:p>
@@ -2754,8 +2738,8 @@
           <w:color w:val="000000"/>
         </w:rPr>
       </w:pPr>
-      <w:bookmarkStart w:id="7" w:name="5cef924fd851" w:colFirst="0" w:colLast="0"/>
-      <w:bookmarkEnd w:id="7"/>
+      <w:bookmarkStart w:id="6" w:name="5cef924fd851" w:colFirst="0" w:colLast="0"/>
+      <w:bookmarkEnd w:id="6"/>
       <w:r>
         <w:rPr>
           <w:rFonts w:ascii="Times New Roman" w:hAnsi="Times New Roman" w:cs="Times New Roman"/>
@@ -3125,8 +3109,8 @@
           <w:rFonts w:ascii="Times New Roman" w:hAnsi="Times New Roman" w:cs="Times New Roman"/>
         </w:rPr>
       </w:pPr>
-      <w:bookmarkStart w:id="8" w:name="1da0b1670903" w:colFirst="0" w:colLast="0"/>
-      <w:bookmarkEnd w:id="8"/>
+      <w:bookmarkStart w:id="7" w:name="1da0b1670903" w:colFirst="0" w:colLast="0"/>
+      <w:bookmarkEnd w:id="7"/>
       <w:proofErr w:type="spellStart"/>
       <w:r>
         <w:rPr>
@@ -3159,8 +3143,8 @@
           <w:sz w:val="24"/>
         </w:rPr>
       </w:pPr>
-      <w:bookmarkStart w:id="9" w:name="adabac300485" w:colFirst="0" w:colLast="0"/>
-      <w:bookmarkEnd w:id="9"/>
+      <w:bookmarkStart w:id="8" w:name="adabac300485" w:colFirst="0" w:colLast="0"/>
+      <w:bookmarkEnd w:id="8"/>
       <w:r>
         <w:rPr>
           <w:rFonts w:ascii="Times New Roman" w:hAnsi="Times New Roman" w:cs="Times New Roman"/>
@@ -3227,14 +3211,7 @@
           <w:color w:val="000000"/>
           <w:sz w:val="24"/>
         </w:rPr>
-        <w:t xml:space="preserve">1. </w:t>
-      </w:r>
-      <w:r>
-        <w:rPr>
-          <w:color w:val="000000"/>
-          <w:sz w:val="24"/>
-        </w:rPr>
-        <w:t>O sistema exibe uma mensagem de erro ao usuário.</w:t>
+        <w:t>1. O sistema exibe uma mensagem de erro ao usuário.</w:t>
       </w:r>
     </w:p>
     <w:p>
@@ -3259,14 +3236,7 @@
           <w:color w:val="000000"/>
           <w:sz w:val="24"/>
         </w:rPr>
-        <w:t xml:space="preserve">2. </w:t>
-      </w:r>
-      <w:r>
-        <w:rPr>
-          <w:color w:val="000000"/>
-          <w:sz w:val="24"/>
-        </w:rPr>
-        <w:t>A contribuição da sessão não é contabilizada temporariamente.</w:t>
+        <w:t>2. A contribuição da sessão não é contabilizada temporariamente.</w:t>
       </w:r>
     </w:p>
     <w:p>
@@ -3290,21 +3260,7 @@
           <w:color w:val="000000"/>
           <w:sz w:val="24"/>
         </w:rPr>
-        <w:t xml:space="preserve">3. </w:t>
-      </w:r>
-      <w:r>
-        <w:rPr>
-          <w:color w:val="000000"/>
-          <w:sz w:val="24"/>
-        </w:rPr>
-        <w:t>O sistema registra o erro para tratamento posterio</w:t>
-      </w:r>
-      <w:r>
-        <w:rPr>
-          <w:color w:val="000000"/>
-          <w:sz w:val="24"/>
-        </w:rPr>
-        <w:t>r.</w:t>
+        <w:t>3. O sistema registra o erro para tratamento posterior.</w:t>
       </w:r>
     </w:p>
     <w:p>
@@ -3344,8 +3300,8 @@
           <w:rFonts w:ascii="Times New Roman" w:hAnsi="Times New Roman" w:cs="Times New Roman"/>
         </w:rPr>
       </w:pPr>
-      <w:bookmarkStart w:id="10" w:name="66c8db1b56c9" w:colFirst="0" w:colLast="0"/>
-      <w:bookmarkEnd w:id="10"/>
+      <w:bookmarkStart w:id="9" w:name="66c8db1b56c9" w:colFirst="0" w:colLast="0"/>
+      <w:bookmarkEnd w:id="9"/>
       <w:r>
         <w:rPr>
           <w:rFonts w:ascii="Times New Roman" w:hAnsi="Times New Roman" w:cs="Times New Roman"/>
@@ -3376,8 +3332,8 @@
           <w:sz w:val="24"/>
         </w:rPr>
       </w:pPr>
-      <w:bookmarkStart w:id="11" w:name="cb61ad7480f0" w:colFirst="0" w:colLast="0"/>
-      <w:bookmarkEnd w:id="11"/>
+      <w:bookmarkStart w:id="10" w:name="cb61ad7480f0" w:colFirst="0" w:colLast="0"/>
+      <w:bookmarkEnd w:id="10"/>
       <w:r>
         <w:rPr>
           <w:rFonts w:ascii="Times New Roman" w:hAnsi="Times New Roman" w:cs="Times New Roman"/>
@@ -3630,8 +3586,8 @@
           <w:rFonts w:ascii="Times New Roman" w:hAnsi="Times New Roman" w:cs="Times New Roman"/>
         </w:rPr>
       </w:pPr>
-      <w:bookmarkStart w:id="12" w:name="234ec3a6f157" w:colFirst="0" w:colLast="0"/>
-      <w:bookmarkEnd w:id="12"/>
+      <w:bookmarkStart w:id="11" w:name="234ec3a6f157" w:colFirst="0" w:colLast="0"/>
+      <w:bookmarkEnd w:id="11"/>
       <w:r>
         <w:rPr>
           <w:rFonts w:ascii="Times New Roman" w:hAnsi="Times New Roman" w:cs="Times New Roman"/>
@@ -3662,8 +3618,8 @@
           <w:sz w:val="24"/>
         </w:rPr>
       </w:pPr>
-      <w:bookmarkStart w:id="13" w:name="6f5036e6ec84" w:colFirst="0" w:colLast="0"/>
-      <w:bookmarkEnd w:id="13"/>
+      <w:bookmarkStart w:id="12" w:name="6f5036e6ec84" w:colFirst="0" w:colLast="0"/>
+      <w:bookmarkEnd w:id="12"/>
       <w:r>
         <w:rPr>
           <w:rFonts w:ascii="Times New Roman" w:hAnsi="Times New Roman" w:cs="Times New Roman"/>
@@ -3855,8 +3811,8 @@
           <w:color w:val="000000"/>
         </w:rPr>
       </w:pPr>
-      <w:bookmarkStart w:id="14" w:name="f545e08cb9f2" w:colFirst="0" w:colLast="0"/>
-      <w:bookmarkEnd w:id="14"/>
+      <w:bookmarkStart w:id="13" w:name="f545e08cb9f2" w:colFirst="0" w:colLast="0"/>
+      <w:bookmarkEnd w:id="13"/>
       <w:r>
         <w:rPr>
           <w:rFonts w:ascii="Times New Roman" w:hAnsi="Times New Roman" w:cs="Times New Roman"/>
@@ -3968,8 +3924,8 @@
           <w:rFonts w:ascii="Times New Roman" w:hAnsi="Times New Roman" w:cs="Times New Roman"/>
         </w:rPr>
       </w:pPr>
-      <w:bookmarkStart w:id="15" w:name="e828d79fdbe2" w:colFirst="0" w:colLast="0"/>
-      <w:bookmarkEnd w:id="15"/>
+      <w:bookmarkStart w:id="14" w:name="e828d79fdbe2" w:colFirst="0" w:colLast="0"/>
+      <w:bookmarkEnd w:id="14"/>
       <w:r>
         <w:rPr>
           <w:rFonts w:ascii="Times New Roman" w:hAnsi="Times New Roman" w:cs="Times New Roman"/>
@@ -3999,8 +3955,8 @@
           <w:rFonts w:ascii="Times New Roman" w:hAnsi="Times New Roman" w:cs="Times New Roman"/>
         </w:rPr>
       </w:pPr>
-      <w:bookmarkStart w:id="16" w:name="f40295d3e337" w:colFirst="0" w:colLast="0"/>
-      <w:bookmarkEnd w:id="16"/>
+      <w:bookmarkStart w:id="15" w:name="f40295d3e337" w:colFirst="0" w:colLast="0"/>
+      <w:bookmarkEnd w:id="15"/>
       <w:r>
         <w:rPr>
           <w:rFonts w:ascii="Times New Roman" w:hAnsi="Times New Roman" w:cs="Times New Roman"/>
@@ -4110,8 +4066,8 @@
           <w:rFonts w:ascii="Times New Roman" w:hAnsi="Times New Roman" w:cs="Times New Roman"/>
         </w:rPr>
       </w:pPr>
-      <w:bookmarkStart w:id="17" w:name="c8720f941f91" w:colFirst="0" w:colLast="0"/>
-      <w:bookmarkEnd w:id="17"/>
+      <w:bookmarkStart w:id="16" w:name="c8720f941f91" w:colFirst="0" w:colLast="0"/>
+      <w:bookmarkEnd w:id="16"/>
       <w:r>
         <w:rPr>
           <w:rFonts w:ascii="Times New Roman" w:hAnsi="Times New Roman" w:cs="Times New Roman"/>
@@ -4141,8 +4097,8 @@
           <w:rFonts w:ascii="Times New Roman" w:hAnsi="Times New Roman" w:cs="Times New Roman"/>
         </w:rPr>
       </w:pPr>
-      <w:bookmarkStart w:id="18" w:name="71166a315093" w:colFirst="0" w:colLast="0"/>
-      <w:bookmarkEnd w:id="18"/>
+      <w:bookmarkStart w:id="17" w:name="71166a315093" w:colFirst="0" w:colLast="0"/>
+      <w:bookmarkEnd w:id="17"/>
       <w:r>
         <w:rPr>
           <w:rFonts w:ascii="Times New Roman" w:hAnsi="Times New Roman" w:cs="Times New Roman"/>
@@ -4486,8 +4442,8 @@
           <w:rFonts w:ascii="Times New Roman" w:hAnsi="Times New Roman" w:cs="Times New Roman"/>
         </w:rPr>
       </w:pPr>
-      <w:bookmarkStart w:id="19" w:name="6baa678213a6" w:colFirst="0" w:colLast="0"/>
-      <w:bookmarkEnd w:id="19"/>
+      <w:bookmarkStart w:id="18" w:name="6baa678213a6" w:colFirst="0" w:colLast="0"/>
+      <w:bookmarkEnd w:id="18"/>
       <w:r>
         <w:rPr>
           <w:rFonts w:ascii="Times New Roman" w:hAnsi="Times New Roman" w:cs="Times New Roman"/>
@@ -4506,8 +4462,8 @@
           <w:sz w:val="24"/>
         </w:rPr>
       </w:pPr>
-      <w:bookmarkStart w:id="20" w:name="956bce92169b" w:colFirst="0" w:colLast="0"/>
-      <w:bookmarkEnd w:id="20"/>
+      <w:bookmarkStart w:id="19" w:name="956bce92169b" w:colFirst="0" w:colLast="0"/>
+      <w:bookmarkEnd w:id="19"/>
       <w:r>
         <w:rPr>
           <w:rFonts w:ascii="Times New Roman" w:hAnsi="Times New Roman" w:cs="Times New Roman"/>
@@ -4552,13 +4508,16 @@
       </w:r>
       <w:r>
         <w:rPr>
-          <w:noProof/>
+          <w:b/>
+          <w:bCs/>
+          <w:sz w:val="21"/>
+          <w:szCs w:val="21"/>
         </w:rPr>
         <w:drawing>
-          <wp:inline distT="0" distB="0" distL="0" distR="0">
-            <wp:extent cx="6324600" cy="6324600"/>
-            <wp:effectExtent l="0" t="0" r="0" b="0"/>
-            <wp:docPr id="1" name="Imagem 1" descr="Edited image"/>
+          <wp:inline distT="0" distB="0" distL="0" distR="0" wp14:anchorId="61EA7F39" wp14:editId="681B73A8">
+            <wp:extent cx="5732145" cy="3825875"/>
+            <wp:effectExtent l="0" t="0" r="1905" b="3175"/>
+            <wp:docPr id="1" name="Imagem 1"/>
             <wp:cNvGraphicFramePr>
               <a:graphicFrameLocks xmlns:a="http://schemas.openxmlformats.org/drawingml/2006/main" noChangeAspect="1"/>
             </wp:cNvGraphicFramePr>
@@ -4566,36 +4525,23 @@
               <a:graphicData uri="http://schemas.openxmlformats.org/drawingml/2006/picture">
                 <pic:pic xmlns:pic="http://schemas.openxmlformats.org/drawingml/2006/picture">
                   <pic:nvPicPr>
-                    <pic:cNvPr id="0" name="Picture 1" descr="Edited image"/>
-                    <pic:cNvPicPr>
-                      <a:picLocks noChangeAspect="1" noChangeArrowheads="1"/>
-                    </pic:cNvPicPr>
+                    <pic:cNvPr id="1" name=""/>
+                    <pic:cNvPicPr/>
                   </pic:nvPicPr>
                   <pic:blipFill>
-                    <a:blip r:embed="rId7">
-                      <a:extLst>
-                        <a:ext uri="{28A0092B-C50C-407E-A947-70E740481C1C}">
-                          <a14:useLocalDpi xmlns:a14="http://schemas.microsoft.com/office/drawing/2010/main" val="0"/>
-                        </a:ext>
-                      </a:extLst>
-                    </a:blip>
-                    <a:srcRect/>
+                    <a:blip r:embed="rId7"/>
                     <a:stretch>
                       <a:fillRect/>
                     </a:stretch>
                   </pic:blipFill>
-                  <pic:spPr bwMode="auto">
+                  <pic:spPr>
                     <a:xfrm>
                       <a:off x="0" y="0"/>
-                      <a:ext cx="6324600" cy="6324600"/>
+                      <a:ext cx="5732145" cy="3825875"/>
                     </a:xfrm>
                     <a:prstGeom prst="rect">
                       <a:avLst/>
                     </a:prstGeom>
-                    <a:noFill/>
-                    <a:ln>
-                      <a:noFill/>
-                    </a:ln>
                   </pic:spPr>
                 </pic:pic>
               </a:graphicData>
@@ -4603,6 +4549,8 @@
           </wp:inline>
         </w:drawing>
       </w:r>
+      <w:bookmarkStart w:id="20" w:name="_GoBack"/>
+      <w:bookmarkEnd w:id="20"/>
     </w:p>
     <w:p>
       <w:pPr>
@@ -5211,16 +5159,7 @@
                 <w:bCs/>
                 <w:color w:val="000000"/>
               </w:rPr>
-              <w:t xml:space="preserve">Objetivo em comum a ser </w:t>
-            </w:r>
-            <w:r>
-              <w:rPr>
-                <w:b/>
-                <w:bCs/>
-                <w:color w:val="000000"/>
-              </w:rPr>
-              <w:lastRenderedPageBreak/>
-              <w:t>alcançado pelos participantes</w:t>
+              <w:t>Objetivo em comum a ser alcançado pelos participantes</w:t>
             </w:r>
           </w:p>
         </w:tc>
